--- a/examples/prediction/doc/09-lstm-regression.docx
+++ b/examples/prediction/doc/09-lstm-regression.docx
@@ -306,7 +306,7 @@
         <w:rPr>
           <w:rStyle w:val="VerbatimChar"/>
         </w:rPr>
-        <w:t xml:space="preserve">##             t9        t8        t7        t6        t5        t4        t3        t2        t1        t0</w:t>
+        <w:t xml:space="preserve">##             t9        t8        t7        t6        t5        t4        t3</w:t>
       </w:r>
       <w:r>
         <w:br/>
@@ -315,7 +315,7 @@
         <w:rPr>
           <w:rStyle w:val="VerbatimChar"/>
         </w:rPr>
-        <w:t xml:space="preserve">## [1,] 0.0000000 0.2474040 0.4794255 0.6816388 0.8414710 0.9489846 0.9974950 0.9839859 0.9092974 0.7780732</w:t>
+        <w:t xml:space="preserve">## [1,] 0.0000000 0.2474040 0.4794255 0.6816388 0.8414710 0.9489846 0.9974950</w:t>
       </w:r>
       <w:r>
         <w:br/>
@@ -324,7 +324,7 @@
         <w:rPr>
           <w:rStyle w:val="VerbatimChar"/>
         </w:rPr>
-        <w:t xml:space="preserve">## [2,] 0.2474040 0.4794255 0.6816388 0.8414710 0.9489846 0.9974950 0.9839859 0.9092974 0.7780732 0.5984721</w:t>
+        <w:t xml:space="preserve">## [2,] 0.2474040 0.4794255 0.6816388 0.8414710 0.9489846 0.9974950 0.9839859</w:t>
       </w:r>
       <w:r>
         <w:br/>
@@ -333,7 +333,43 @@
         <w:rPr>
           <w:rStyle w:val="VerbatimChar"/>
         </w:rPr>
-        <w:t xml:space="preserve">## [3,] 0.4794255 0.6816388 0.8414710 0.9489846 0.9974950 0.9839859 0.9092974 0.7780732 0.5984721 0.3816610</w:t>
+        <w:t xml:space="preserve">## [3,] 0.4794255 0.6816388 0.8414710 0.9489846 0.9974950 0.9839859 0.9092974</w:t>
+      </w:r>
+      <w:r>
+        <w:br/>
+      </w:r>
+      <w:r>
+        <w:rPr>
+          <w:rStyle w:val="VerbatimChar"/>
+        </w:rPr>
+        <w:t xml:space="preserve">##             t2        t1        t0</w:t>
+      </w:r>
+      <w:r>
+        <w:br/>
+      </w:r>
+      <w:r>
+        <w:rPr>
+          <w:rStyle w:val="VerbatimChar"/>
+        </w:rPr>
+        <w:t xml:space="preserve">## [1,] 0.9839859 0.9092974 0.7780732</w:t>
+      </w:r>
+      <w:r>
+        <w:br/>
+      </w:r>
+      <w:r>
+        <w:rPr>
+          <w:rStyle w:val="VerbatimChar"/>
+        </w:rPr>
+        <w:t xml:space="preserve">## [2,] 0.9092974 0.7780732 0.5984721</w:t>
+      </w:r>
+      <w:r>
+        <w:br/>
+      </w:r>
+      <w:r>
+        <w:rPr>
+          <w:rStyle w:val="VerbatimChar"/>
+        </w:rPr>
+        <w:t xml:space="preserve">## [3,] 0.7780732 0.5984721 0.3816610</w:t>
       </w:r>
     </w:p>
     <w:p>
@@ -770,6 +806,15 @@
         <w:t xml:space="preserve">(</w:t>
       </w:r>
       <w:r>
+        <w:br/>
+      </w:r>
+      <w:r>
+        <w:rPr>
+          <w:rStyle w:val="NormalTok"/>
+        </w:rPr>
+        <w:t xml:space="preserve">  </w:t>
+      </w:r>
+      <w:r>
         <w:rPr>
           <w:rStyle w:val="FunctionTok"/>
         </w:rPr>
@@ -779,13 +824,28 @@
         <w:rPr>
           <w:rStyle w:val="NormalTok"/>
         </w:rPr>
-        <w:t xml:space="preserve">(), </w:t>
+        <w:t xml:space="preserve">(),</w:t>
+      </w:r>
+      <w:r>
+        <w:br/>
+      </w:r>
+      <w:r>
+        <w:rPr>
+          <w:rStyle w:val="NormalTok"/>
+        </w:rPr>
+        <w:t xml:space="preserve">  </w:t>
       </w:r>
       <w:r>
         <w:rPr>
           <w:rStyle w:val="AttributeTok"/>
         </w:rPr>
-        <w:t xml:space="preserve">input_size=</w:t>
+        <w:t xml:space="preserve">input_size =</w:t>
+      </w:r>
+      <w:r>
+        <w:rPr>
+          <w:rStyle w:val="NormalTok"/>
+        </w:rPr>
+        <w:t xml:space="preserve"> </w:t>
       </w:r>
       <w:r>
         <w:rPr>
@@ -797,19 +857,172 @@
         <w:rPr>
           <w:rStyle w:val="NormalTok"/>
         </w:rPr>
-        <w:t xml:space="preserve">, </w:t>
+        <w:t xml:space="preserve">,</w:t>
+      </w:r>
+      <w:r>
+        <w:br/>
+      </w:r>
+      <w:r>
+        <w:rPr>
+          <w:rStyle w:val="NormalTok"/>
+        </w:rPr>
+        <w:t xml:space="preserve">  </w:t>
       </w:r>
       <w:r>
         <w:rPr>
           <w:rStyle w:val="AttributeTok"/>
         </w:rPr>
-        <w:t xml:space="preserve">epochs=</w:t>
+        <w:t xml:space="preserve">hidden_size =</w:t>
+      </w:r>
+      <w:r>
+        <w:rPr>
+          <w:rStyle w:val="NormalTok"/>
+        </w:rPr>
+        <w:t xml:space="preserve"> </w:t>
       </w:r>
       <w:r>
         <w:rPr>
           <w:rStyle w:val="DecValTok"/>
         </w:rPr>
-        <w:t xml:space="preserve">100</w:t>
+        <w:t xml:space="preserve">16</w:t>
+      </w:r>
+      <w:r>
+        <w:rPr>
+          <w:rStyle w:val="DataTypeTok"/>
+        </w:rPr>
+        <w:t xml:space="preserve">L</w:t>
+      </w:r>
+      <w:r>
+        <w:rPr>
+          <w:rStyle w:val="NormalTok"/>
+        </w:rPr>
+        <w:t xml:space="preserve">,</w:t>
+      </w:r>
+      <w:r>
+        <w:br/>
+      </w:r>
+      <w:r>
+        <w:rPr>
+          <w:rStyle w:val="NormalTok"/>
+        </w:rPr>
+        <w:t xml:space="preserve">  </w:t>
+      </w:r>
+      <w:r>
+        <w:rPr>
+          <w:rStyle w:val="AttributeTok"/>
+        </w:rPr>
+        <w:t xml:space="preserve">mlp_hidden_sizes =</w:t>
+      </w:r>
+      <w:r>
+        <w:rPr>
+          <w:rStyle w:val="NormalTok"/>
+        </w:rPr>
+        <w:t xml:space="preserve"> </w:t>
+      </w:r>
+      <w:r>
+        <w:rPr>
+          <w:rStyle w:val="FunctionTok"/>
+        </w:rPr>
+        <w:t xml:space="preserve">c</w:t>
+      </w:r>
+      <w:r>
+        <w:rPr>
+          <w:rStyle w:val="NormalTok"/>
+        </w:rPr>
+        <w:t xml:space="preserve">(</w:t>
+      </w:r>
+      <w:r>
+        <w:rPr>
+          <w:rStyle w:val="DecValTok"/>
+        </w:rPr>
+        <w:t xml:space="preserve">8</w:t>
+      </w:r>
+      <w:r>
+        <w:rPr>
+          <w:rStyle w:val="DataTypeTok"/>
+        </w:rPr>
+        <w:t xml:space="preserve">L</w:t>
+      </w:r>
+      <w:r>
+        <w:rPr>
+          <w:rStyle w:val="NormalTok"/>
+        </w:rPr>
+        <w:t xml:space="preserve">),</w:t>
+      </w:r>
+      <w:r>
+        <w:br/>
+      </w:r>
+      <w:r>
+        <w:rPr>
+          <w:rStyle w:val="NormalTok"/>
+        </w:rPr>
+        <w:t xml:space="preserve">  </w:t>
+      </w:r>
+      <w:r>
+        <w:rPr>
+          <w:rStyle w:val="AttributeTok"/>
+        </w:rPr>
+        <w:t xml:space="preserve">batch_size =</w:t>
+      </w:r>
+      <w:r>
+        <w:rPr>
+          <w:rStyle w:val="NormalTok"/>
+        </w:rPr>
+        <w:t xml:space="preserve"> </w:t>
+      </w:r>
+      <w:r>
+        <w:rPr>
+          <w:rStyle w:val="DecValTok"/>
+        </w:rPr>
+        <w:t xml:space="preserve">4</w:t>
+      </w:r>
+      <w:r>
+        <w:rPr>
+          <w:rStyle w:val="DataTypeTok"/>
+        </w:rPr>
+        <w:t xml:space="preserve">L</w:t>
+      </w:r>
+      <w:r>
+        <w:rPr>
+          <w:rStyle w:val="NormalTok"/>
+        </w:rPr>
+        <w:t xml:space="preserve">,</w:t>
+      </w:r>
+      <w:r>
+        <w:br/>
+      </w:r>
+      <w:r>
+        <w:rPr>
+          <w:rStyle w:val="NormalTok"/>
+        </w:rPr>
+        <w:t xml:space="preserve">  </w:t>
+      </w:r>
+      <w:r>
+        <w:rPr>
+          <w:rStyle w:val="AttributeTok"/>
+        </w:rPr>
+        <w:t xml:space="preserve">epochs =</w:t>
+      </w:r>
+      <w:r>
+        <w:rPr>
+          <w:rStyle w:val="NormalTok"/>
+        </w:rPr>
+        <w:t xml:space="preserve"> </w:t>
+      </w:r>
+      <w:r>
+        <w:rPr>
+          <w:rStyle w:val="DecValTok"/>
+        </w:rPr>
+        <w:t xml:space="preserve">200</w:t>
+      </w:r>
+      <w:r>
+        <w:rPr>
+          <w:rStyle w:val="DataTypeTok"/>
+        </w:rPr>
+        <w:t xml:space="preserve">L</w:t>
+      </w:r>
+      <w:r>
+        <w:br/>
       </w:r>
       <w:r>
         <w:rPr>
@@ -1121,7 +1334,7 @@
         <w:rPr>
           <w:rStyle w:val="VerbatimChar"/>
         </w:rPr>
-        <w:t xml:space="preserve">## [1] 0.1919475</w:t>
+        <w:t xml:space="preserve">## [1] 0.001648942</w:t>
       </w:r>
     </w:p>
     <w:p>
@@ -1170,109 +1383,121 @@
         <w:rPr>
           <w:rStyle w:val="DecValTok"/>
         </w:rPr>
+        <w:t xml:space="preserve">5</w:t>
+      </w:r>
+      <w:r>
+        <w:br/>
+      </w:r>
+      <w:r>
+        <w:rPr>
+          <w:rStyle w:val="NormalTok"/>
+        </w:rPr>
+        <w:t xml:space="preserve">io_test </w:t>
+      </w:r>
+      <w:r>
+        <w:rPr>
+          <w:rStyle w:val="OtherTok"/>
+        </w:rPr>
+        <w:t xml:space="preserve">&lt;-</w:t>
+      </w:r>
+      <w:r>
+        <w:rPr>
+          <w:rStyle w:val="NormalTok"/>
+        </w:rPr>
+        <w:t xml:space="preserve"> </w:t>
+      </w:r>
+      <w:r>
+        <w:rPr>
+          <w:rStyle w:val="FunctionTok"/>
+        </w:rPr>
+        <w:t xml:space="preserve">ts_projection</w:t>
+      </w:r>
+      <w:r>
+        <w:rPr>
+          <w:rStyle w:val="NormalTok"/>
+        </w:rPr>
+        <w:t xml:space="preserve">(samp</w:t>
+      </w:r>
+      <w:r>
+        <w:rPr>
+          <w:rStyle w:val="SpecialCharTok"/>
+        </w:rPr>
+        <w:t xml:space="preserve">$</w:t>
+      </w:r>
+      <w:r>
+        <w:rPr>
+          <w:rStyle w:val="NormalTok"/>
+        </w:rPr>
+        <w:t xml:space="preserve">test)</w:t>
+      </w:r>
+      <w:r>
+        <w:br/>
+      </w:r>
+      <w:r>
+        <w:rPr>
+          <w:rStyle w:val="NormalTok"/>
+        </w:rPr>
+        <w:t xml:space="preserve">prediction </w:t>
+      </w:r>
+      <w:r>
+        <w:rPr>
+          <w:rStyle w:val="OtherTok"/>
+        </w:rPr>
+        <w:t xml:space="preserve">&lt;-</w:t>
+      </w:r>
+      <w:r>
+        <w:rPr>
+          <w:rStyle w:val="NormalTok"/>
+        </w:rPr>
+        <w:t xml:space="preserve"> </w:t>
+      </w:r>
+      <w:r>
+        <w:rPr>
+          <w:rStyle w:val="FunctionTok"/>
+        </w:rPr>
+        <w:t xml:space="preserve">predict</w:t>
+      </w:r>
+      <w:r>
+        <w:rPr>
+          <w:rStyle w:val="NormalTok"/>
+        </w:rPr>
+        <w:t xml:space="preserve">(model, </w:t>
+      </w:r>
+      <w:r>
+        <w:rPr>
+          <w:rStyle w:val="AttributeTok"/>
+        </w:rPr>
+        <w:t xml:space="preserve">x=</w:t>
+      </w:r>
+      <w:r>
+        <w:rPr>
+          <w:rStyle w:val="NormalTok"/>
+        </w:rPr>
+        <w:t xml:space="preserve">io_test</w:t>
+      </w:r>
+      <w:r>
+        <w:rPr>
+          <w:rStyle w:val="SpecialCharTok"/>
+        </w:rPr>
+        <w:t xml:space="preserve">$</w:t>
+      </w:r>
+      <w:r>
+        <w:rPr>
+          <w:rStyle w:val="NormalTok"/>
+        </w:rPr>
+        <w:t xml:space="preserve">input[</w:t>
+      </w:r>
+      <w:r>
+        <w:rPr>
+          <w:rStyle w:val="DecValTok"/>
+        </w:rPr>
         <w:t xml:space="preserve">1</w:t>
       </w:r>
       <w:r>
-        <w:br/>
-      </w:r>
-      <w:r>
-        <w:rPr>
-          <w:rStyle w:val="NormalTok"/>
-        </w:rPr>
-        <w:t xml:space="preserve">io_test </w:t>
-      </w:r>
-      <w:r>
-        <w:rPr>
-          <w:rStyle w:val="OtherTok"/>
-        </w:rPr>
-        <w:t xml:space="preserve">&lt;-</w:t>
-      </w:r>
-      <w:r>
-        <w:rPr>
-          <w:rStyle w:val="NormalTok"/>
-        </w:rPr>
-        <w:t xml:space="preserve"> </w:t>
-      </w:r>
-      <w:r>
-        <w:rPr>
-          <w:rStyle w:val="FunctionTok"/>
-        </w:rPr>
-        <w:t xml:space="preserve">ts_projection</w:t>
-      </w:r>
-      <w:r>
-        <w:rPr>
-          <w:rStyle w:val="NormalTok"/>
-        </w:rPr>
-        <w:t xml:space="preserve">(samp</w:t>
-      </w:r>
-      <w:r>
-        <w:rPr>
-          <w:rStyle w:val="SpecialCharTok"/>
-        </w:rPr>
-        <w:t xml:space="preserve">$</w:t>
-      </w:r>
-      <w:r>
-        <w:rPr>
-          <w:rStyle w:val="NormalTok"/>
-        </w:rPr>
-        <w:t xml:space="preserve">test)</w:t>
-      </w:r>
-      <w:r>
-        <w:br/>
-      </w:r>
-      <w:r>
-        <w:rPr>
-          <w:rStyle w:val="NormalTok"/>
-        </w:rPr>
-        <w:t xml:space="preserve">prediction </w:t>
-      </w:r>
-      <w:r>
-        <w:rPr>
-          <w:rStyle w:val="OtherTok"/>
-        </w:rPr>
-        <w:t xml:space="preserve">&lt;-</w:t>
-      </w:r>
-      <w:r>
-        <w:rPr>
-          <w:rStyle w:val="NormalTok"/>
-        </w:rPr>
-        <w:t xml:space="preserve"> </w:t>
-      </w:r>
-      <w:r>
-        <w:rPr>
-          <w:rStyle w:val="FunctionTok"/>
-        </w:rPr>
-        <w:t xml:space="preserve">predict</w:t>
-      </w:r>
-      <w:r>
-        <w:rPr>
-          <w:rStyle w:val="NormalTok"/>
-        </w:rPr>
-        <w:t xml:space="preserve">(model, </w:t>
-      </w:r>
-      <w:r>
-        <w:rPr>
-          <w:rStyle w:val="AttributeTok"/>
-        </w:rPr>
-        <w:t xml:space="preserve">x=</w:t>
-      </w:r>
-      <w:r>
-        <w:rPr>
-          <w:rStyle w:val="NormalTok"/>
-        </w:rPr>
-        <w:t xml:space="preserve">io_test</w:t>
-      </w:r>
-      <w:r>
-        <w:rPr>
-          <w:rStyle w:val="SpecialCharTok"/>
-        </w:rPr>
-        <w:t xml:space="preserve">$</w:t>
-      </w:r>
-      <w:r>
-        <w:rPr>
-          <w:rStyle w:val="NormalTok"/>
-        </w:rPr>
-        <w:t xml:space="preserve">input, </w:t>
+        <w:rPr>
+          <w:rStyle w:val="NormalTok"/>
+        </w:rPr>
+        <w:t xml:space="preserve">,], </w:t>
       </w:r>
       <w:r>
         <w:rPr>
@@ -1496,7 +1721,7 @@
         <w:rPr>
           <w:rStyle w:val="VerbatimChar"/>
         </w:rPr>
-        <w:t xml:space="preserve">## [1] "0.41, 0.60"  "0.17, 0.53"  "-0.08, 0.43" "-0.32, 0.29" "-0.54, 0.13"</w:t>
+        <w:t xml:space="preserve">## [1] "0.41, 0.42"   "0.17, 0.17"   "-0.08, -0.10" "-0.32, -0.37" "-0.54, -0.63"</w:t>
       </w:r>
     </w:p>
     <w:p>
@@ -1601,7 +1826,7 @@
         <w:rPr>
           <w:rStyle w:val="VerbatimChar"/>
         </w:rPr>
-        <w:t xml:space="preserve">##         mse    smape        R2</w:t>
+        <w:t xml:space="preserve">##           mse     smape        R2</w:t>
       </w:r>
       <w:r>
         <w:br/>
@@ -1610,7 +1835,7 @@
         <w:rPr>
           <w:rStyle w:val="VerbatimChar"/>
         </w:rPr>
-        <w:t xml:space="preserve">## 1 0.2505888 1.476837 -1.164348</w:t>
+        <w:t xml:space="preserve">## 1 0.001963386 0.1164553 0.9830421</w:t>
       </w:r>
     </w:p>
     <w:p>
@@ -1704,7 +1929,7 @@
         <w:rPr>
           <w:rStyle w:val="VerbatimChar"/>
         </w:rPr>
-        <w:t xml:space="preserve">## [1] "smape: 147.68"</w:t>
+        <w:t xml:space="preserve">## [1] "smape: 11.65"</w:t>
       </w:r>
     </w:p>
     <w:p>
@@ -1995,7 +2220,7 @@
               <a:graphicData uri="http://schemas.openxmlformats.org/drawingml/2006/picture">
                 <pic:pic>
                   <pic:nvPicPr>
-                    <pic:cNvPr descr="C:\Git\dal\tspredit\examples\prediction\doc\09-lstm-regression_files/bcd73f56f0116e39785d2ef89675c7224ef1e6d1.png" id="14" name="Picture"/>
+                    <pic:cNvPr descr="C:\Git\dal\tspredit\examples\prediction\doc\09-lstm-regression_files/30fb921cfcd74515231a9ec51e5ff237c2b6b978.png" id="14" name="Picture"/>
                     <pic:cNvPicPr>
                       <a:picLocks noChangeArrowheads="1" noChangeAspect="1"/>
                     </pic:cNvPicPr>

--- a/examples/prediction/doc/09-lstm-regression.docx
+++ b/examples/prediction/doc/09-lstm-regression.docx
@@ -306,7 +306,7 @@
         <w:rPr>
           <w:rStyle w:val="VerbatimChar"/>
         </w:rPr>
-        <w:t xml:space="preserve">##             t9        t8        t7        t6        t5        t4        t3</w:t>
+        <w:t xml:space="preserve">##             t9        t8        t7        t6        t5        t4        t3        t2        t1        t0</w:t>
       </w:r>
       <w:r>
         <w:br/>
@@ -315,7 +315,7 @@
         <w:rPr>
           <w:rStyle w:val="VerbatimChar"/>
         </w:rPr>
-        <w:t xml:space="preserve">## [1,] 0.0000000 0.2474040 0.4794255 0.6816388 0.8414710 0.9489846 0.9974950</w:t>
+        <w:t xml:space="preserve">## [1,] 0.0000000 0.2474040 0.4794255 0.6816388 0.8414710 0.9489846 0.9974950 0.9839859 0.9092974 0.7780732</w:t>
       </w:r>
       <w:r>
         <w:br/>
@@ -324,7 +324,7 @@
         <w:rPr>
           <w:rStyle w:val="VerbatimChar"/>
         </w:rPr>
-        <w:t xml:space="preserve">## [2,] 0.2474040 0.4794255 0.6816388 0.8414710 0.9489846 0.9974950 0.9839859</w:t>
+        <w:t xml:space="preserve">## [2,] 0.2474040 0.4794255 0.6816388 0.8414710 0.9489846 0.9974950 0.9839859 0.9092974 0.7780732 0.5984721</w:t>
       </w:r>
       <w:r>
         <w:br/>
@@ -333,43 +333,7 @@
         <w:rPr>
           <w:rStyle w:val="VerbatimChar"/>
         </w:rPr>
-        <w:t xml:space="preserve">## [3,] 0.4794255 0.6816388 0.8414710 0.9489846 0.9974950 0.9839859 0.9092974</w:t>
-      </w:r>
-      <w:r>
-        <w:br/>
-      </w:r>
-      <w:r>
-        <w:rPr>
-          <w:rStyle w:val="VerbatimChar"/>
-        </w:rPr>
-        <w:t xml:space="preserve">##             t2        t1        t0</w:t>
-      </w:r>
-      <w:r>
-        <w:br/>
-      </w:r>
-      <w:r>
-        <w:rPr>
-          <w:rStyle w:val="VerbatimChar"/>
-        </w:rPr>
-        <w:t xml:space="preserve">## [1,] 0.9839859 0.9092974 0.7780732</w:t>
-      </w:r>
-      <w:r>
-        <w:br/>
-      </w:r>
-      <w:r>
-        <w:rPr>
-          <w:rStyle w:val="VerbatimChar"/>
-        </w:rPr>
-        <w:t xml:space="preserve">## [2,] 0.9092974 0.7780732 0.5984721</w:t>
-      </w:r>
-      <w:r>
-        <w:br/>
-      </w:r>
-      <w:r>
-        <w:rPr>
-          <w:rStyle w:val="VerbatimChar"/>
-        </w:rPr>
-        <w:t xml:space="preserve">## [3,] 0.7780732 0.5984721 0.3816610</w:t>
+        <w:t xml:space="preserve">## [3,] 0.4794255 0.6816388 0.8414710 0.9489846 0.9974950 0.9839859 0.9092974 0.7780732 0.5984721 0.3816610</w:t>
       </w:r>
     </w:p>
     <w:p>
@@ -549,7 +513,7 @@
               <a:graphicData uri="http://schemas.openxmlformats.org/drawingml/2006/picture">
                 <pic:pic>
                   <pic:nvPicPr>
-                    <pic:cNvPr descr="C:\Git\dal\tspredit\examples\prediction\doc\09-lstm-regression_files/716a4d1e457f97618aa46ca41f6f38e17df76816.png" id="11" name="Picture"/>
+                    <pic:cNvPr descr="/home/gpca/tspredit/examples/prediction/doc/09-lstm-regression_files/2311a3ccdefa9666c559bd154e42236a6cdf3fea.png" id="11" name="Picture"/>
                     <pic:cNvPicPr>
                       <a:picLocks noChangeArrowheads="1" noChangeAspect="1"/>
                     </pic:cNvPicPr>
@@ -1334,7 +1298,7 @@
         <w:rPr>
           <w:rStyle w:val="VerbatimChar"/>
         </w:rPr>
-        <w:t xml:space="preserve">## [1] 0.001648942</w:t>
+        <w:t xml:space="preserve">## [1] 0.001648941</w:t>
       </w:r>
     </w:p>
     <w:p>
@@ -1835,7 +1799,7 @@
         <w:rPr>
           <w:rStyle w:val="VerbatimChar"/>
         </w:rPr>
-        <w:t xml:space="preserve">## 1 0.001963386 0.1164553 0.9830421</w:t>
+        <w:t xml:space="preserve">## 1 0.001963423 0.1164572 0.9830418</w:t>
       </w:r>
     </w:p>
     <w:p>
@@ -2220,7 +2184,7 @@
               <a:graphicData uri="http://schemas.openxmlformats.org/drawingml/2006/picture">
                 <pic:pic>
                   <pic:nvPicPr>
-                    <pic:cNvPr descr="C:\Git\dal\tspredit\examples\prediction\doc\09-lstm-regression_files/30fb921cfcd74515231a9ec51e5ff237c2b6b978.png" id="14" name="Picture"/>
+                    <pic:cNvPr descr="/home/gpca/tspredit/examples/prediction/doc/09-lstm-regression_files/741663c6f38040d6d319184ac7d377c9d4fb2eeb.png" id="14" name="Picture"/>
                     <pic:cNvPicPr>
                       <a:picLocks noChangeArrowheads="1" noChangeAspect="1"/>
                     </pic:cNvPicPr>

--- a/examples/prediction/doc/09-lstm-regression.docx
+++ b/examples/prediction/doc/09-lstm-regression.docx
@@ -1298,7 +1298,7 @@
         <w:rPr>
           <w:rStyle w:val="VerbatimChar"/>
         </w:rPr>
-        <w:t xml:space="preserve">## [1] 0.001648941</w:t>
+        <w:t xml:space="preserve">## [1] 0.001648967</w:t>
       </w:r>
     </w:p>
     <w:p>
@@ -1799,7 +1799,7 @@
         <w:rPr>
           <w:rStyle w:val="VerbatimChar"/>
         </w:rPr>
-        <w:t xml:space="preserve">## 1 0.001963423 0.1164572 0.9830418</w:t>
+        <w:t xml:space="preserve">## 1 0.001963151 0.1164447 0.9830442</w:t>
       </w:r>
     </w:p>
     <w:p>
@@ -1893,7 +1893,7 @@
         <w:rPr>
           <w:rStyle w:val="VerbatimChar"/>
         </w:rPr>
-        <w:t xml:space="preserve">## [1] "smape: 11.65"</w:t>
+        <w:t xml:space="preserve">## [1] "smape: 11.64"</w:t>
       </w:r>
     </w:p>
     <w:p>
@@ -2184,7 +2184,7 @@
               <a:graphicData uri="http://schemas.openxmlformats.org/drawingml/2006/picture">
                 <pic:pic>
                   <pic:nvPicPr>
-                    <pic:cNvPr descr="/home/gpca/tspredit/examples/prediction/doc/09-lstm-regression_files/741663c6f38040d6d319184ac7d377c9d4fb2eeb.png" id="14" name="Picture"/>
+                    <pic:cNvPr descr="/home/gpca/tspredit/examples/prediction/doc/09-lstm-regression_files/19035ffe471f5d4500383829d85331c1d39e04cf.png" id="14" name="Picture"/>
                     <pic:cNvPicPr>
                       <a:picLocks noChangeArrowheads="1" noChangeAspect="1"/>
                     </pic:cNvPicPr>

--- a/examples/prediction/doc/09-lstm-regression.docx
+++ b/examples/prediction/doc/09-lstm-regression.docx
@@ -1298,7 +1298,7 @@
         <w:rPr>
           <w:rStyle w:val="VerbatimChar"/>
         </w:rPr>
-        <w:t xml:space="preserve">## [1] 0.001648967</w:t>
+        <w:t xml:space="preserve">## [1] 0.02867285</w:t>
       </w:r>
     </w:p>
     <w:p>
@@ -1685,7 +1685,7 @@
         <w:rPr>
           <w:rStyle w:val="VerbatimChar"/>
         </w:rPr>
-        <w:t xml:space="preserve">## [1] "0.41, 0.42"   "0.17, 0.17"   "-0.08, -0.10" "-0.32, -0.37" "-0.54, -0.63"</w:t>
+        <w:t xml:space="preserve">## [1] "0.41, 0.50"   "0.17, 0.35"   "-0.08, 0.21"  "-0.32, 0.09"  "-0.54, -0.02"</w:t>
       </w:r>
     </w:p>
     <w:p>
@@ -1790,7 +1790,7 @@
         <w:rPr>
           <w:rStyle w:val="VerbatimChar"/>
         </w:rPr>
-        <w:t xml:space="preserve">##           mse     smape        R2</w:t>
+        <w:t xml:space="preserve">##         mse   smape         R2</w:t>
       </w:r>
       <w:r>
         <w:br/>
@@ -1799,7 +1799,7 @@
         <w:rPr>
           <w:rStyle w:val="VerbatimChar"/>
         </w:rPr>
-        <w:t xml:space="preserve">## 1 0.001963151 0.1164447 0.9830442</w:t>
+        <w:t xml:space="preserve">## 1 0.1125528 1.34726 0.02787535</w:t>
       </w:r>
     </w:p>
     <w:p>
@@ -1893,7 +1893,7 @@
         <w:rPr>
           <w:rStyle w:val="VerbatimChar"/>
         </w:rPr>
-        <w:t xml:space="preserve">## [1] "smape: 11.64"</w:t>
+        <w:t xml:space="preserve">## [1] "smape: 134.73"</w:t>
       </w:r>
     </w:p>
     <w:p>
@@ -2184,7 +2184,7 @@
               <a:graphicData uri="http://schemas.openxmlformats.org/drawingml/2006/picture">
                 <pic:pic>
                   <pic:nvPicPr>
-                    <pic:cNvPr descr="/home/gpca/tspredit/examples/prediction/doc/09-lstm-regression_files/19035ffe471f5d4500383829d85331c1d39e04cf.png" id="14" name="Picture"/>
+                    <pic:cNvPr descr="/home/gpca/tspredit/examples/prediction/doc/09-lstm-regression_files/68fac97267010b3d9f9c63986d9eadc0c4e80eba.png" id="14" name="Picture"/>
                     <pic:cNvPicPr>
                       <a:picLocks noChangeArrowheads="1" noChangeAspect="1"/>
                     </pic:cNvPicPr>
